--- a/por/docx/012.content.docx
+++ b/por/docx/012.content.docx
@@ -150,26 +150,6 @@
           <w:lang w:val="pt_PT" w:bidi="pt_PT"/>
         </w:rPr>
         <w:t>K</w:t>
-      </w:r>
-      <w:r>
-        <w:rPr>
-          <w:lang w:val="pt_PT" w:bidi="pt_PT"/>
-        </w:rPr>
-      </w:r>
-    </w:p>
-    <w:p>
-      <w:pPr/>
-      <w:r>
-        <w:rPr>
-          <w:lang w:val="pt_PT" w:bidi="pt_PT"/>
-        </w:rPr>
-      </w:r>
-      <w:r>
-        <w:rPr>
-          <w:i/>
-          <w:lang w:val="pt_PT" w:bidi="pt_PT"/>
-        </w:rPr>
-        <w:t>Kanata, Kislev, Kola, Kona</w:t>
       </w:r>
       <w:r>
         <w:rPr>

--- a/por/docx/012.content.docx
+++ b/por/docx/012.content.docx
@@ -19,7 +19,7 @@
         <w:rPr>
           <w:lang w:val="pt_PT" w:bidi="pt_PT"/>
         </w:rPr>
-        <w:t>Resource: Dicionário Bíblico (Tyndale)</w:t>
+        <w:t>Resource: Tyndale Open Bible Dictionary</w:t>
       </w:r>
       <w:r>
         <w:rPr>
@@ -112,7 +112,7 @@
         <w:rPr>
           <w:lang w:val="pt_PT" w:bidi="pt_PT"/>
         </w:rPr>
-        <w:t>Dicionário Bíblico (Tyndale)</w:t>
+        <w:t>Tyndale Open Bible Dictionary</w:t>
       </w:r>
     </w:p>
     <w:p>

--- a/por/docx/012.content.docx
+++ b/por/docx/012.content.docx
@@ -19,7 +19,7 @@
         <w:rPr>
           <w:lang w:val="pt_PT" w:bidi="pt_PT"/>
         </w:rPr>
-        <w:t>Resource: Tyndale Open Bible Dictionary</w:t>
+        <w:t>Resource: Aquifer Open Bible Dictionary</w:t>
       </w:r>
       <w:r>
         <w:rPr>
@@ -112,7 +112,7 @@
         <w:rPr>
           <w:lang w:val="pt_PT" w:bidi="pt_PT"/>
         </w:rPr>
-        <w:t>Tyndale Open Bible Dictionary</w:t>
+        <w:t>Aquifer Open Bible Dictionary</w:t>
       </w:r>
     </w:p>
     <w:p>

--- a/por/docx/012.content.docx
+++ b/por/docx/012.content.docx
@@ -233,18 +233,12 @@
         </w:rPr>
         <w:t xml:space="preserve">Uma das 10 cidades gregas originais. Roma a reconstruiu após a conquista da Palestina e Síria por Pompeu por volta de 63 a.C. A região dessas cidades ficou conhecida como a Decápolis. Kanata (também grafada como Canata) ficava cerca de 96 quilômetros a leste do Mar da Galileia, formando a fronteira mais oriental da Decápolis. Alguns identificam a cidade com Quenate de </w:t>
       </w:r>
-      <w:hyperlink r:id="rId13">
-        <w:r>
-          <w:rPr>
-            <w:lang w:val="pt_PT" w:bidi="pt_PT"/>
-          </w:rPr>
-          <w:rPr>
-            <w:color w:val="0000EE"/>
-            <w:u w:val="single"/>
-          </w:rPr>
-          <w:t>Nm 32.42</w:t>
-        </w:r>
-      </w:hyperlink>
+      <w:r>
+        <w:rPr>
+          <w:lang w:val="pt_PT" w:bidi="pt_PT"/>
+        </w:rPr>
+        <w:t>Nm 32.42</w:t>
+      </w:r>
       <w:r>
         <w:rPr>
           <w:lang w:val="pt_PT" w:bidi="pt_PT"/>
@@ -423,38 +417,14 @@
         <w:rPr>
           <w:lang w:val="pt_PT" w:bidi="pt_PT"/>
         </w:rPr>
-        <w:t>Kola é mencionada no livro de Judite (</w:t>
-      </w:r>
-      <w:hyperlink r:id="rId14">
-        <w:r>
-          <w:rPr>
-            <w:lang w:val="pt_PT" w:bidi="pt_PT"/>
-          </w:rPr>
-          <w:rPr>
-            <w:color w:val="0000EE"/>
-            <w:u w:val="single"/>
-          </w:rPr>
-          <w:t>Jd 15.4</w:t>
-        </w:r>
-      </w:hyperlink>
-      <w:r>
-        <w:rPr>
-          <w:lang w:val="pt_PT" w:bidi="pt_PT"/>
-        </w:rPr>
-        <w:t>) como um nome de lugar. Pode ser identificada com Holom (</w:t>
-      </w:r>
-      <w:hyperlink r:id="rId15">
-        <w:r>
-          <w:rPr>
-            <w:lang w:val="pt_PT" w:bidi="pt_PT"/>
-          </w:rPr>
-          <w:rPr>
-            <w:color w:val="0000EE"/>
-            <w:u w:val="single"/>
-          </w:rPr>
-          <w:t>Js 15.51</w:t>
-        </w:r>
-      </w:hyperlink>
+        <w:t>Kola é mencionada no livro de Judite (Jd 15.4) como um nome de lugar. Pode ser identificada com Holom (</w:t>
+      </w:r>
+      <w:r>
+        <w:rPr>
+          <w:lang w:val="pt_PT" w:bidi="pt_PT"/>
+        </w:rPr>
+        <w:t>Js 15.51</w:t>
+      </w:r>
       <w:r>
         <w:rPr>
           <w:lang w:val="pt_PT" w:bidi="pt_PT"/>
@@ -507,25 +477,7 @@
         <w:rPr>
           <w:lang w:val="pt_PT" w:bidi="pt_PT"/>
         </w:rPr>
-        <w:t>Cidade mencionada no livro apócrifo de Judite (</w:t>
-      </w:r>
-      <w:hyperlink r:id="rId16">
-        <w:r>
-          <w:rPr>
-            <w:lang w:val="pt_PT" w:bidi="pt_PT"/>
-          </w:rPr>
-          <w:rPr>
-            <w:color w:val="0000EE"/>
-            <w:u w:val="single"/>
-          </w:rPr>
-          <w:t>Jt 4.4</w:t>
-        </w:r>
-      </w:hyperlink>
-      <w:r>
-        <w:rPr>
-          <w:lang w:val="pt_PT" w:bidi="pt_PT"/>
-        </w:rPr>
-        <w:t>).</w:t>
+        <w:t>Cidade mencionada no livro apócrifo de Judite (Jt 4.4).</w:t>
       </w:r>
       <w:r>
         <w:rPr>
